--- a/fuentes/CFA1_631104_DU.docx
+++ b/fuentes/CFA1_631104_DU.docx
@@ -80,6 +80,13 @@
             </wp14:sizeRelV>
           </wp:anchor>
         </w:drawing>
+      </w:r>
+      <w:r>
+        <w:rPr>
+          <w:noProof/>
+          <w:lang w:val="es-419"/>
+        </w:rPr>
+        <w:t xml:space="preserve"> </w:t>
       </w:r>
     </w:p>
     <w:p>
@@ -446,7 +453,7 @@
           <w:bCs/>
           <w:szCs w:val="28"/>
         </w:rPr>
-        <w:t>La gestión de inventarios ayuda a las empresas a identificar qué existencias hay, qué pedir y en qué momento hacer los pedidos. Realiza un seguimiento del inventario desde la compra, como el etiquetado, la codificación, la conservación, hasta la venta de la mercancía; la revisión de los inventarios garantiza que las empresas tengan suficientes existencias y avisar adecuadamente de una escasez.</w:t>
+        <w:t>La gestión de inventarios ayuda a las empresas a identificar qué existencias hay, qué pedir y en qué momento hacer los pedidos. Realiza un seguimiento del inventario desde la compra, como el etiquetado, la codificación, la conservación, hasta la venta de la mercancía; la revisión de los inventarios garantiza que las empresas tengan suficientes existencias y avisa adecuadamente de una escasez.</w:t>
       </w:r>
     </w:p>
     <w:p>
@@ -578,7 +585,7 @@
           <w:r>
             <w:fldChar w:fldCharType="separate"/>
           </w:r>
-          <w:hyperlink w:anchor="_Toc228903793" w:history="1">
+          <w:hyperlink w:anchor="_Toc229463559" w:history="1">
             <w:r>
               <w:rPr>
                 <w:rStyle w:val="Hipervnculo"/>
@@ -605,7 +612,7 @@
                 <w:noProof/>
                 <w:webHidden/>
               </w:rPr>
-              <w:instrText xml:space="preserve"> PAGEREF _Toc228903793 \h </w:instrText>
+              <w:instrText xml:space="preserve"> PAGEREF _Toc229463559 \h </w:instrText>
             </w:r>
             <w:r>
               <w:rPr>
@@ -651,7 +658,7 @@
               <w:lang w:eastAsia="es-CO"/>
             </w:rPr>
           </w:pPr>
-          <w:hyperlink w:anchor="_Toc228903794" w:history="1">
+          <w:hyperlink w:anchor="_Toc229463560" w:history="1">
             <w:r>
               <w:rPr>
                 <w:rStyle w:val="Hipervnculo"/>
@@ -695,7 +702,7 @@
                 <w:noProof/>
                 <w:webHidden/>
               </w:rPr>
-              <w:instrText xml:space="preserve"> PAGEREF _Toc228903794 \h </w:instrText>
+              <w:instrText xml:space="preserve"> PAGEREF _Toc229463560 \h </w:instrText>
             </w:r>
             <w:r>
               <w:rPr>
@@ -741,7 +748,7 @@
               <w:lang w:eastAsia="es-CO"/>
             </w:rPr>
           </w:pPr>
-          <w:hyperlink w:anchor="_Toc228903795" w:history="1">
+          <w:hyperlink w:anchor="_Toc229463561" w:history="1">
             <w:r>
               <w:rPr>
                 <w:rStyle w:val="Hipervnculo"/>
@@ -785,7 +792,7 @@
                 <w:noProof/>
                 <w:webHidden/>
               </w:rPr>
-              <w:instrText xml:space="preserve"> PAGEREF _Toc228903795 \h </w:instrText>
+              <w:instrText xml:space="preserve"> PAGEREF _Toc229463561 \h </w:instrText>
             </w:r>
             <w:r>
               <w:rPr>
@@ -827,7 +834,7 @@
               <w:lang w:eastAsia="es-CO"/>
             </w:rPr>
           </w:pPr>
-          <w:hyperlink w:anchor="_Toc228903796" w:history="1">
+          <w:hyperlink w:anchor="_Toc229463562" w:history="1">
             <w:r>
               <w:rPr>
                 <w:rStyle w:val="Hipervnculo"/>
@@ -871,7 +878,7 @@
                 <w:noProof/>
                 <w:webHidden/>
               </w:rPr>
-              <w:instrText xml:space="preserve"> PAGEREF _Toc228903796 \h </w:instrText>
+              <w:instrText xml:space="preserve"> PAGEREF _Toc229463562 \h </w:instrText>
             </w:r>
             <w:r>
               <w:rPr>
@@ -913,7 +920,7 @@
               <w:lang w:eastAsia="es-CO"/>
             </w:rPr>
           </w:pPr>
-          <w:hyperlink w:anchor="_Toc228903797" w:history="1">
+          <w:hyperlink w:anchor="_Toc229463563" w:history="1">
             <w:r>
               <w:rPr>
                 <w:rStyle w:val="Hipervnculo"/>
@@ -957,7 +964,7 @@
                 <w:noProof/>
                 <w:webHidden/>
               </w:rPr>
-              <w:instrText xml:space="preserve"> PAGEREF _Toc228903797 \h </w:instrText>
+              <w:instrText xml:space="preserve"> PAGEREF _Toc229463563 \h </w:instrText>
             </w:r>
             <w:r>
               <w:rPr>
@@ -999,7 +1006,7 @@
               <w:lang w:eastAsia="es-CO"/>
             </w:rPr>
           </w:pPr>
-          <w:hyperlink w:anchor="_Toc228903798" w:history="1">
+          <w:hyperlink w:anchor="_Toc229463564" w:history="1">
             <w:r>
               <w:rPr>
                 <w:rStyle w:val="Hipervnculo"/>
@@ -1043,7 +1050,7 @@
                 <w:noProof/>
                 <w:webHidden/>
               </w:rPr>
-              <w:instrText xml:space="preserve"> PAGEREF _Toc228903798 \h </w:instrText>
+              <w:instrText xml:space="preserve"> PAGEREF _Toc229463564 \h </w:instrText>
             </w:r>
             <w:r>
               <w:rPr>
@@ -1063,7 +1070,7 @@
                 <w:noProof/>
                 <w:webHidden/>
               </w:rPr>
-              <w:t>16</w:t>
+              <w:t>17</w:t>
             </w:r>
             <w:r>
               <w:rPr>
@@ -1085,7 +1092,7 @@
               <w:lang w:eastAsia="es-CO"/>
             </w:rPr>
           </w:pPr>
-          <w:hyperlink w:anchor="_Toc228903799" w:history="1">
+          <w:hyperlink w:anchor="_Toc229463565" w:history="1">
             <w:r>
               <w:rPr>
                 <w:rStyle w:val="Hipervnculo"/>
@@ -1129,7 +1136,7 @@
                 <w:noProof/>
                 <w:webHidden/>
               </w:rPr>
-              <w:instrText xml:space="preserve"> PAGEREF _Toc228903799 \h </w:instrText>
+              <w:instrText xml:space="preserve"> PAGEREF _Toc229463565 \h </w:instrText>
             </w:r>
             <w:r>
               <w:rPr>
@@ -1175,7 +1182,7 @@
               <w:lang w:eastAsia="es-CO"/>
             </w:rPr>
           </w:pPr>
-          <w:hyperlink w:anchor="_Toc228903800" w:history="1">
+          <w:hyperlink w:anchor="_Toc229463566" w:history="1">
             <w:r>
               <w:rPr>
                 <w:rStyle w:val="Hipervnculo"/>
@@ -1219,7 +1226,7 @@
                 <w:noProof/>
                 <w:webHidden/>
               </w:rPr>
-              <w:instrText xml:space="preserve"> PAGEREF _Toc228903800 \h </w:instrText>
+              <w:instrText xml:space="preserve"> PAGEREF _Toc229463566 \h </w:instrText>
             </w:r>
             <w:r>
               <w:rPr>
@@ -1265,7 +1272,7 @@
               <w:lang w:eastAsia="es-CO"/>
             </w:rPr>
           </w:pPr>
-          <w:hyperlink w:anchor="_Toc228903801" w:history="1">
+          <w:hyperlink w:anchor="_Toc229463567" w:history="1">
             <w:r>
               <w:rPr>
                 <w:rStyle w:val="Hipervnculo"/>
@@ -1309,7 +1316,7 @@
                 <w:noProof/>
                 <w:webHidden/>
               </w:rPr>
-              <w:instrText xml:space="preserve"> PAGEREF _Toc228903801 \h </w:instrText>
+              <w:instrText xml:space="preserve"> PAGEREF _Toc229463567 \h </w:instrText>
             </w:r>
             <w:r>
               <w:rPr>
@@ -1351,7 +1358,7 @@
               <w:lang w:eastAsia="es-CO"/>
             </w:rPr>
           </w:pPr>
-          <w:hyperlink w:anchor="_Toc228903802" w:history="1">
+          <w:hyperlink w:anchor="_Toc229463568" w:history="1">
             <w:r>
               <w:rPr>
                 <w:rStyle w:val="Hipervnculo"/>
@@ -1395,7 +1402,7 @@
                 <w:noProof/>
                 <w:webHidden/>
               </w:rPr>
-              <w:instrText xml:space="preserve"> PAGEREF _Toc228903802 \h </w:instrText>
+              <w:instrText xml:space="preserve"> PAGEREF _Toc229463568 \h </w:instrText>
             </w:r>
             <w:r>
               <w:rPr>
@@ -1437,7 +1444,7 @@
               <w:lang w:eastAsia="es-CO"/>
             </w:rPr>
           </w:pPr>
-          <w:hyperlink w:anchor="_Toc228903803" w:history="1">
+          <w:hyperlink w:anchor="_Toc229463569" w:history="1">
             <w:r>
               <w:rPr>
                 <w:rStyle w:val="Hipervnculo"/>
@@ -1481,7 +1488,7 @@
                 <w:noProof/>
                 <w:webHidden/>
               </w:rPr>
-              <w:instrText xml:space="preserve"> PAGEREF _Toc228903803 \h </w:instrText>
+              <w:instrText xml:space="preserve"> PAGEREF _Toc229463569 \h </w:instrText>
             </w:r>
             <w:r>
               <w:rPr>
@@ -1526,7 +1533,7 @@
               <w:lang w:eastAsia="es-CO"/>
             </w:rPr>
           </w:pPr>
-          <w:hyperlink w:anchor="_Toc228903804" w:history="1">
+          <w:hyperlink w:anchor="_Toc229463570" w:history="1">
             <w:r>
               <w:rPr>
                 <w:rStyle w:val="Hipervnculo"/>
@@ -1553,7 +1560,7 @@
                 <w:noProof/>
                 <w:webHidden/>
               </w:rPr>
-              <w:instrText xml:space="preserve"> PAGEREF _Toc228903804 \h </w:instrText>
+              <w:instrText xml:space="preserve"> PAGEREF _Toc229463570 \h </w:instrText>
             </w:r>
             <w:r>
               <w:rPr>
@@ -1598,7 +1605,7 @@
               <w:lang w:eastAsia="es-CO"/>
             </w:rPr>
           </w:pPr>
-          <w:hyperlink w:anchor="_Toc228903805" w:history="1">
+          <w:hyperlink w:anchor="_Toc229463571" w:history="1">
             <w:r>
               <w:rPr>
                 <w:rStyle w:val="Hipervnculo"/>
@@ -1625,7 +1632,7 @@
                 <w:noProof/>
                 <w:webHidden/>
               </w:rPr>
-              <w:instrText xml:space="preserve"> PAGEREF _Toc228903805 \h </w:instrText>
+              <w:instrText xml:space="preserve"> PAGEREF _Toc229463571 \h </w:instrText>
             </w:r>
             <w:r>
               <w:rPr>
@@ -1670,7 +1677,7 @@
               <w:lang w:eastAsia="es-CO"/>
             </w:rPr>
           </w:pPr>
-          <w:hyperlink w:anchor="_Toc228903806" w:history="1">
+          <w:hyperlink w:anchor="_Toc229463572" w:history="1">
             <w:r>
               <w:rPr>
                 <w:rStyle w:val="Hipervnculo"/>
@@ -1697,7 +1704,7 @@
                 <w:noProof/>
                 <w:webHidden/>
               </w:rPr>
-              <w:instrText xml:space="preserve"> PAGEREF _Toc228903806 \h </w:instrText>
+              <w:instrText xml:space="preserve"> PAGEREF _Toc229463572 \h </w:instrText>
             </w:r>
             <w:r>
               <w:rPr>
@@ -1742,7 +1749,7 @@
               <w:lang w:eastAsia="es-CO"/>
             </w:rPr>
           </w:pPr>
-          <w:hyperlink w:anchor="_Toc228903807" w:history="1">
+          <w:hyperlink w:anchor="_Toc229463573" w:history="1">
             <w:r>
               <w:rPr>
                 <w:rStyle w:val="Hipervnculo"/>
@@ -1769,7 +1776,7 @@
                 <w:noProof/>
                 <w:webHidden/>
               </w:rPr>
-              <w:instrText xml:space="preserve"> PAGEREF _Toc228903807 \h </w:instrText>
+              <w:instrText xml:space="preserve"> PAGEREF _Toc229463573 \h </w:instrText>
             </w:r>
             <w:r>
               <w:rPr>
@@ -1834,7 +1841,7 @@
       <w:pPr>
         <w:pStyle w:val="Titulosgenerales"/>
       </w:pPr>
-      <w:bookmarkStart w:id="0" w:name="_Toc228903793"/>
+      <w:bookmarkStart w:id="0" w:name="_Toc229463559"/>
       <w:r>
         <w:lastRenderedPageBreak/>
         <w:t>Introducción</w:t>
@@ -1876,7 +1883,7 @@
           <w:noProof/>
         </w:rPr>
         <w:drawing>
-          <wp:inline distT="0" distB="0" distL="0" distR="0" wp14:anchorId="5BA76D42" wp14:editId="75A563AE">
+          <wp:inline distT="0" distB="0" distL="0" distR="0" wp14:anchorId="5BA76D42" wp14:editId="636A780B">
             <wp:extent cx="4275117" cy="2404754"/>
             <wp:effectExtent l="0" t="0" r="0" b="0"/>
             <wp:docPr id="2" name="Imagen 2">
@@ -2183,7 +2190,7 @@
       <w:pPr>
         <w:pStyle w:val="Ttulo1"/>
       </w:pPr>
-      <w:bookmarkStart w:id="1" w:name="_Toc228903794"/>
+      <w:bookmarkStart w:id="1" w:name="_Toc229463560"/>
       <w:r>
         <w:lastRenderedPageBreak/>
         <w:t>C</w:t>
@@ -2207,7 +2214,7 @@
           <w:szCs w:val="28"/>
           <w:lang w:val="es-419"/>
         </w:rPr>
-        <w:t>El producto o mercancía es el bien que una persona o empresa, puede vender o comprar a través de una transacción, también se define como cualquier elemento que sea posible intercambiarlo o comercializarlo en un mercado, toda mercancía tiene como característica satisfacer una necesidad del comprador o consumidor, con la venta de la mercancía se cubre una demanda específica.</w:t>
+        <w:t>El producto o mercancía es el bien que una persona o empresa puede vender o comprar a través de una transacción, también se define como cualquier elemento que sea posible intercambiarlo o comercializarlo en un mercado, toda mercancía tiene como característica satisfacer una necesidad del comprador o consumidor, con la venta de la mercancía se cubre una demanda específica.</w:t>
       </w:r>
     </w:p>
     <w:p>
@@ -2254,7 +2261,7 @@
           <w:noProof/>
         </w:rPr>
         <w:drawing>
-          <wp:inline distT="0" distB="0" distL="0" distR="0" wp14:anchorId="4422BBA7" wp14:editId="2B51A14A">
+          <wp:inline distT="0" distB="0" distL="0" distR="0" wp14:anchorId="4422BBA7" wp14:editId="169B6B27">
             <wp:extent cx="4813465" cy="2707574"/>
             <wp:effectExtent l="0" t="0" r="6350" b="0"/>
             <wp:docPr id="411321818" name="Imagen 411321818">
@@ -3230,7 +3237,7 @@
       <w:pPr>
         <w:pStyle w:val="Ttulo1"/>
       </w:pPr>
-      <w:bookmarkStart w:id="2" w:name="_Toc228903795"/>
+      <w:bookmarkStart w:id="2" w:name="_Toc229463561"/>
       <w:r>
         <w:lastRenderedPageBreak/>
         <w:t>Maestro de productos</w:t>
@@ -3291,7 +3298,19 @@
         <w:rPr>
           <w:bCs/>
         </w:rPr>
-        <w:t>Se clasifican de acuerdo con dos elementos fundamentales; su nivel de transformación física o procesamiento y su tipo de uso o mercado destino.</w:t>
+        <w:t>Se clasifican de acuerdo con dos elementos fundamentales</w:t>
+      </w:r>
+      <w:r>
+        <w:rPr>
+          <w:bCs/>
+        </w:rPr>
+        <w:t>:</w:t>
+      </w:r>
+      <w:r>
+        <w:rPr>
+          <w:bCs/>
+        </w:rPr>
+        <w:t xml:space="preserve"> su nivel de transformación física o procesamiento y su tipo de uso o mercado destino.</w:t>
       </w:r>
     </w:p>
     <w:p>
@@ -3359,7 +3378,7 @@
         <w:rPr>
           <w:bCs/>
         </w:rPr>
-        <w:t>Debe cubrir los costes de la materia prima, insumos, la mano de obra, la tecnología, la maquinaria o equipo que empleas, el alquiler de local, mantenimiento de equipos, sueldos, entre otros factores usados en su elaboración.</w:t>
+        <w:t>Debe cubrir los costes de la materia prima, insumos, la mano de obra, la tecnología, la maquinaria o equipo que emplea, el alquiler de local, mantenimiento de equipos, sueldos, entre otros factores usados en su elaboración.</w:t>
       </w:r>
       <w:r>
         <w:rPr>
@@ -3954,7 +3973,7 @@
       <w:pPr>
         <w:pStyle w:val="Ttulo2"/>
       </w:pPr>
-      <w:bookmarkStart w:id="3" w:name="_Toc228903796"/>
+      <w:bookmarkStart w:id="3" w:name="_Toc229463562"/>
       <w:r>
         <w:t>Etiquetado de productos</w:t>
       </w:r>
@@ -4113,7 +4132,7 @@
       <w:pPr>
         <w:pStyle w:val="Ttulo2"/>
       </w:pPr>
-      <w:bookmarkStart w:id="4" w:name="_Toc228903797"/>
+      <w:bookmarkStart w:id="4" w:name="_Toc229463563"/>
       <w:r>
         <w:t>Codificación de productos</w:t>
       </w:r>
@@ -4362,7 +4381,16 @@
     </w:p>
     <w:p>
       <w:r>
-        <w:t>Es un sistema estándar de codificación de bienes y servicios, elaborado para objetivos comerciales de compras y adquisiciones. Es flexible, versátil, de forma fácil adaptable a las necesidades locales y usado en catálogos electrónicos, motores de consulta en internet y sistemas de aplicación de adquisiciones.</w:t>
+        <w:t xml:space="preserve">Es un sistema estándar de codificación de bienes y servicios, elaborado para objetivos comerciales de compras y adquisiciones. </w:t>
+      </w:r>
+      <w:r>
+        <w:t>Es flexible, versátil y fácilmente adaptable a las necesidades locales</w:t>
+      </w:r>
+      <w:r>
+        <w:t xml:space="preserve"> </w:t>
+      </w:r>
+      <w:r>
+        <w:t>y usado en catálogos electrónicos, motores de consulta en internet y sistemas de aplicación de adquisiciones.</w:t>
       </w:r>
     </w:p>
     <w:p>
@@ -4492,12 +4520,15 @@
           <w:b/>
           <w:bCs/>
         </w:rPr>
-        <w:t>Todos lo tienen la posibilidad de utilizar</w:t>
-      </w:r>
-    </w:p>
-    <w:p>
-      <w:r>
-        <w:t>Es de independiente utilización para uso de consumidores y vendedores, quienes lo tienen la posibilidad de integrar en sus sistemas electrónicos de compras y suministros. La utilización del UNSPSC aumenta la eficiencia y la efectividad en el desempeño de los procesos contractuales y disminuye los precios de producir y conservar un sistema de codificación personal.</w:t>
+        <w:t>Todos tienen la posibilidad de utilizarlo</w:t>
+      </w:r>
+    </w:p>
+    <w:p>
+      <w:r>
+        <w:t>Es de independiente utilización para uso de consumidores y vendedores, quienes tienen la posibilidad de integrarlo en sus sistemas electrónicos de compras y suministros. La utilización del UNSPSC aumenta la eficiencia y la efectividad en el desempeño de los procesos contractuales y disminuye los precios de producir y conservar un sistema de codificación personal</w:t>
+      </w:r>
+      <w:r>
+        <w:t>.</w:t>
       </w:r>
     </w:p>
     <w:p>
@@ -4775,7 +4806,6 @@
         </w:rPr>
         <w:t xml:space="preserve">. El </w:t>
       </w:r>
-      <w:proofErr w:type="spellStart"/>
       <w:r>
         <w:rPr>
           <w:rStyle w:val="Extranjerismo"/>
@@ -4783,7 +4813,6 @@
         </w:rPr>
         <w:t>picking</w:t>
       </w:r>
-      <w:proofErr w:type="spellEnd"/>
       <w:r>
         <w:rPr>
           <w:lang w:val="es-419" w:eastAsia="es-CO"/>
@@ -4828,7 +4857,7 @@
       <w:pPr>
         <w:pStyle w:val="Ttulo2"/>
       </w:pPr>
-      <w:bookmarkStart w:id="5" w:name="_Toc228903798"/>
+      <w:bookmarkStart w:id="5" w:name="_Toc229463564"/>
       <w:r>
         <w:t>Conservación de mercancía</w:t>
       </w:r>
@@ -4870,7 +4899,7 @@
           <w:noProof/>
         </w:rPr>
         <w:drawing>
-          <wp:inline distT="0" distB="0" distL="0" distR="0" wp14:anchorId="20AD0D36" wp14:editId="74D1AFC9">
+          <wp:inline distT="0" distB="0" distL="0" distR="0" wp14:anchorId="20AD0D36" wp14:editId="0A3461DF">
             <wp:extent cx="4816471" cy="2709265"/>
             <wp:effectExtent l="0" t="0" r="3810" b="0"/>
             <wp:docPr id="474155184" name="Imagen 474155184">
@@ -5027,15 +5056,7 @@
           </w:tcPr>
           <w:p>
             <w:r>
-              <w:t xml:space="preserve">Conservación de la mercancía o de los productos dentro de un inventario. Aquí podemos decir que el acelerado crecimiento mundial y el desplazamiento de la población hacia las grandes ciudades implica un desafío en el abastecimiento de alimentos, con procesos que deben ser óptimos en cuanto a la </w:t>
-            </w:r>
-            <w:proofErr w:type="spellStart"/>
-            <w:r>
-              <w:t>poscosecha</w:t>
-            </w:r>
-            <w:proofErr w:type="spellEnd"/>
-            <w:r>
-              <w:t>, a la manipulación y al transporte de las mercancías. Al igual que se deben implementar controles estrictos en el manejo de la cadena en frío de los productos que requieren control de temperatura, y esta debe satisfacer las necesidades alimentarias de una población que se encuentra en continuo crecimiento.</w:t>
+              <w:t>Conservación de la mercancía o de los productos dentro de un inventario. Aquí podemos decir que el acelerado crecimiento mundial y el desplazamiento de la población hacia las grandes ciudades implica un desafío en el abastecimiento de alimentos, con procesos que deben ser óptimos en cuanto a la poscosecha, a la manipulación y al transporte de las mercancías. Al igual que se deben implementar controles estrictos en el manejo de la cadena en frío de los productos que requieren control de temperatura, y esta debe satisfacer las necesidades alimentarias de una población que se encuentra en continuo crecimiento.</w:t>
             </w:r>
           </w:p>
           <w:p>
@@ -6047,7 +6068,6 @@
               </w:rPr>
               <w:t xml:space="preserve">- Desarrollan tareas de </w:t>
             </w:r>
-            <w:proofErr w:type="spellStart"/>
             <w:r>
               <w:rPr>
                 <w:rStyle w:val="Extranjerismo"/>
@@ -6055,7 +6075,6 @@
               </w:rPr>
               <w:t>picking</w:t>
             </w:r>
-            <w:proofErr w:type="spellEnd"/>
             <w:r>
               <w:rPr>
                 <w:lang w:val="es-419" w:eastAsia="es-CO"/>
@@ -6436,21 +6455,7 @@
               <w:rPr>
                 <w:lang w:eastAsia="es-CO"/>
               </w:rPr>
-              <w:t>arretilla retráctil, contrabalanceada de toma lateral (</w:t>
-            </w:r>
-            <w:proofErr w:type="spellStart"/>
-            <w:r>
-              <w:rPr>
-                <w:lang w:eastAsia="es-CO"/>
-              </w:rPr>
-              <w:t>bi</w:t>
-            </w:r>
-            <w:proofErr w:type="spellEnd"/>
-            <w:r>
-              <w:rPr>
-                <w:lang w:eastAsia="es-CO"/>
-              </w:rPr>
-              <w:t xml:space="preserve"> o trilateral)</w:t>
+              <w:t>arretilla retráctil, contrabalanceada de toma lateral (bi o trilateral)</w:t>
             </w:r>
             <w:r>
               <w:rPr>
@@ -6818,7 +6823,6 @@
         </w:rPr>
         <w:t xml:space="preserve">, </w:t>
       </w:r>
-      <w:proofErr w:type="spellStart"/>
       <w:r>
         <w:rPr>
           <w:rStyle w:val="Extranjerismo"/>
@@ -6826,7 +6830,6 @@
         </w:rPr>
         <w:t>palet</w:t>
       </w:r>
-      <w:proofErr w:type="spellEnd"/>
       <w:r>
         <w:rPr>
           <w:lang w:eastAsia="es-CO"/>
@@ -7503,7 +7506,7 @@
       <w:pPr>
         <w:pStyle w:val="Ttulo2"/>
       </w:pPr>
-      <w:bookmarkStart w:id="6" w:name="_Toc228903799"/>
+      <w:bookmarkStart w:id="6" w:name="_Toc229463565"/>
       <w:r>
         <w:t>Aplicaciones, usos y reportes</w:t>
       </w:r>
@@ -7519,7 +7522,13 @@
         <w:rPr>
           <w:lang w:eastAsia="es-CO"/>
         </w:rPr>
-        <w:t xml:space="preserve">La utilización de la tecnología y procesos de información en las empresas facilitan la gestión y control operativo de la mercancía y eficiencia en la prestación del servicio al cliente. </w:t>
+        <w:t>La utilización de la tecnología y procesos de información en las empresas facilita la gestión y control operativo de la mercancía y la eficiencia en la prestación del servicio al cliente.</w:t>
+      </w:r>
+      <w:r>
+        <w:rPr>
+          <w:lang w:eastAsia="es-CO"/>
+        </w:rPr>
+        <w:t xml:space="preserve"> </w:t>
       </w:r>
     </w:p>
     <w:p>
@@ -7820,19 +7829,8 @@
           <w:bCs/>
           <w:lang w:eastAsia="es-CO"/>
         </w:rPr>
-        <w:t xml:space="preserve">Pick to </w:t>
-      </w:r>
-      <w:proofErr w:type="spellStart"/>
-      <w:r>
-        <w:rPr>
-          <w:rStyle w:val="Extranjerismo"/>
-          <w:b/>
-          <w:bCs/>
-          <w:lang w:eastAsia="es-CO"/>
-        </w:rPr>
-        <w:t>ligth</w:t>
-      </w:r>
-      <w:proofErr w:type="spellEnd"/>
+        <w:t>Pick to ligth</w:t>
+      </w:r>
     </w:p>
     <w:p>
       <w:pPr>
@@ -8260,19 +8258,8 @@
           <w:bCs/>
           <w:lang w:eastAsia="es-CO"/>
         </w:rPr>
-        <w:t xml:space="preserve">Business </w:t>
-      </w:r>
-      <w:proofErr w:type="spellStart"/>
-      <w:r>
-        <w:rPr>
-          <w:rStyle w:val="Extranjerismo"/>
-          <w:b/>
-          <w:bCs/>
-          <w:lang w:eastAsia="es-CO"/>
-        </w:rPr>
-        <w:t>Inteligence</w:t>
-      </w:r>
-      <w:proofErr w:type="spellEnd"/>
+        <w:t>Business Inteligence</w:t>
+      </w:r>
     </w:p>
     <w:p>
       <w:pPr>
@@ -8491,7 +8478,7 @@
         <w:rPr>
           <w:lang w:eastAsia="es-CO"/>
         </w:rPr>
-        <w:t>. Aquellos defectos de la mercancía encontrados al momento de realizar la verificación, según la información registrada en los documentos que lo acompañan; como: embalaje o entrega de la mercancía inadecuada según solicitud de pedido, cantidad o artículo erróneo, falta de algún artículo, error en los registros, ubicación incorrecta, etc.</w:t>
+        <w:t>. Aquellos defectos de la mercancía encontrados al momento de realizar la verificación, según la información registrada en los documentos que lo acompañan como: embalaje o entrega de la mercancía inadecuada según solicitud de pedido, cantidad o artículo erróneo, falta de algún artículo, error en los registros, ubicación incorrecta, etc.</w:t>
       </w:r>
     </w:p>
     <w:p>
@@ -8633,7 +8620,7 @@
       <w:pPr>
         <w:pStyle w:val="Ttulo1"/>
       </w:pPr>
-      <w:bookmarkStart w:id="7" w:name="_Toc228903800"/>
+      <w:bookmarkStart w:id="7" w:name="_Toc229463566"/>
       <w:r>
         <w:lastRenderedPageBreak/>
         <w:t>Categorización de inventarios</w:t>
@@ -8849,7 +8836,10 @@
               <w:t>:</w:t>
             </w:r>
             <w:r>
-              <w:t> el primero que caduca es el primero que sale. La mercancía se ubica de acuerdo a la fecha de vencimiento, para que salga primero.</w:t>
+              <w:t> </w:t>
+            </w:r>
+            <w:r>
+              <w:t>el primero que caduca es el primero que sale. La mercancía se ubica de acuerdo a la fecha de vencimiento, para que salga primero.</w:t>
             </w:r>
           </w:p>
         </w:tc>
@@ -8897,7 +8887,7 @@
               <w:t>Periódico</w:t>
             </w:r>
             <w:r>
-              <w:t xml:space="preserve">: el contero se realiza al final del periodo. </w:t>
+              <w:t xml:space="preserve">: el conteo se realiza al final del periodo. </w:t>
             </w:r>
           </w:p>
           <w:p>
@@ -9153,7 +9143,6 @@
         </w:rPr>
         <w:t xml:space="preserve">Los terminales de radiofrecuencia y otros sistemas, como el </w:t>
       </w:r>
-      <w:proofErr w:type="spellStart"/>
       <w:r>
         <w:rPr>
           <w:rStyle w:val="Extranjerismo"/>
@@ -9161,7 +9150,6 @@
         </w:rPr>
         <w:t>picking</w:t>
       </w:r>
-      <w:proofErr w:type="spellEnd"/>
       <w:r>
         <w:rPr>
           <w:lang w:val="es-419" w:eastAsia="es-CO"/>
@@ -9173,23 +9161,7 @@
           <w:rStyle w:val="Extranjerismo"/>
           <w:lang w:val="es-419" w:eastAsia="es-CO"/>
         </w:rPr>
-        <w:t xml:space="preserve">pick </w:t>
-      </w:r>
-      <w:proofErr w:type="spellStart"/>
-      <w:r>
-        <w:rPr>
-          <w:rStyle w:val="Extranjerismo"/>
-          <w:lang w:val="es-419" w:eastAsia="es-CO"/>
-        </w:rPr>
-        <w:t>to</w:t>
-      </w:r>
-      <w:proofErr w:type="spellEnd"/>
-      <w:r>
-        <w:rPr>
-          <w:rStyle w:val="Extranjerismo"/>
-          <w:lang w:val="es-419" w:eastAsia="es-CO"/>
-        </w:rPr>
-        <w:t xml:space="preserve"> light</w:t>
+        <w:t>pick to light</w:t>
       </w:r>
       <w:r>
         <w:rPr>
@@ -9248,48 +9220,21 @@
           <w:rStyle w:val="Extranjerismo"/>
           <w:lang w:val="es-419" w:eastAsia="es-CO"/>
         </w:rPr>
-        <w:t xml:space="preserve">Enterprise </w:t>
-      </w:r>
-      <w:proofErr w:type="spellStart"/>
+        <w:t>Enterprise Resource Planning</w:t>
+      </w:r>
+      <w:r>
+        <w:rPr>
+          <w:lang w:val="es-419" w:eastAsia="es-CO"/>
+        </w:rPr>
+        <w:t xml:space="preserve">) de su empresa, que alberga la base de datos común. Los SGA pueden optimizar la asignación de ubicaciones, la organización de las operaciones de </w:t>
+      </w:r>
       <w:r>
         <w:rPr>
           <w:rStyle w:val="Extranjerismo"/>
           <w:lang w:val="es-419" w:eastAsia="es-CO"/>
         </w:rPr>
-        <w:t>Resource</w:t>
-      </w:r>
-      <w:proofErr w:type="spellEnd"/>
-      <w:r>
-        <w:rPr>
-          <w:rStyle w:val="Extranjerismo"/>
-          <w:lang w:val="es-419" w:eastAsia="es-CO"/>
-        </w:rPr>
-        <w:t xml:space="preserve"> </w:t>
-      </w:r>
-      <w:proofErr w:type="spellStart"/>
-      <w:r>
-        <w:rPr>
-          <w:rStyle w:val="Extranjerismo"/>
-          <w:lang w:val="es-419" w:eastAsia="es-CO"/>
-        </w:rPr>
-        <w:t>Planning</w:t>
-      </w:r>
-      <w:proofErr w:type="spellEnd"/>
-      <w:r>
-        <w:rPr>
-          <w:lang w:val="es-419" w:eastAsia="es-CO"/>
-        </w:rPr>
-        <w:t xml:space="preserve">) de su empresa, que alberga la base de datos común. Los SGA pueden optimizar la asignación de ubicaciones, la organización de las operaciones de </w:t>
-      </w:r>
-      <w:proofErr w:type="spellStart"/>
-      <w:r>
-        <w:rPr>
-          <w:rStyle w:val="Extranjerismo"/>
-          <w:lang w:val="es-419" w:eastAsia="es-CO"/>
-        </w:rPr>
         <w:t>picking</w:t>
       </w:r>
-      <w:proofErr w:type="spellEnd"/>
       <w:r>
         <w:rPr>
           <w:lang w:val="es-419" w:eastAsia="es-CO"/>
@@ -9605,7 +9550,7 @@
       <w:pPr>
         <w:pStyle w:val="Ttulo1"/>
       </w:pPr>
-      <w:bookmarkStart w:id="8" w:name="_Toc228903801"/>
+      <w:bookmarkStart w:id="8" w:name="_Toc229463567"/>
       <w:r>
         <w:lastRenderedPageBreak/>
         <w:t>Administración y control de inventarios</w:t>
@@ -9622,7 +9567,7 @@
         <w:rPr>
           <w:lang w:val="es-419" w:eastAsia="es-CO"/>
         </w:rPr>
-        <w:t>El control de inventario es el proceso por el cual una empresa administra las mercancías que mantiene en almacén. Esto, con el objetivo de recopilar información de la entrada y salida de los productos, buscando además el ahorro de costes.</w:t>
+        <w:t>El control de inventario es el proceso por el cual una empresa administra las mercancías que mantiene en almacén. Esto con el objetivo de recopilar información de la entrada y salida de los productos, buscando además el ahorro de costes.</w:t>
       </w:r>
     </w:p>
     <w:p>
@@ -9846,19 +9791,8 @@
           <w:bCs/>
           <w:lang w:val="es-419" w:eastAsia="es-CO"/>
         </w:rPr>
-        <w:t>Cross-</w:t>
-      </w:r>
-      <w:proofErr w:type="spellStart"/>
-      <w:r>
-        <w:rPr>
-          <w:rStyle w:val="Extranjerismo"/>
-          <w:b/>
-          <w:bCs/>
-          <w:lang w:val="es-419" w:eastAsia="es-CO"/>
-        </w:rPr>
-        <w:t>Docking</w:t>
-      </w:r>
-      <w:proofErr w:type="spellEnd"/>
+        <w:t>Cross-Docking</w:t>
+      </w:r>
       <w:r>
         <w:rPr>
           <w:b/>
@@ -10010,9 +9944,16 @@
           <w:bCs/>
           <w:lang w:val="es-419" w:eastAsia="es-CO"/>
         </w:rPr>
-        <w:t xml:space="preserve">First In First </w:t>
-      </w:r>
-      <w:proofErr w:type="spellStart"/>
+        <w:t>First In First Out</w:t>
+      </w:r>
+      <w:r>
+        <w:rPr>
+          <w:b/>
+          <w:bCs/>
+          <w:lang w:val="es-419" w:eastAsia="es-CO"/>
+        </w:rPr>
+        <w:t>) y LIFO (</w:t>
+      </w:r>
       <w:r>
         <w:rPr>
           <w:rStyle w:val="Extranjerismo"/>
@@ -10020,37 +9961,8 @@
           <w:bCs/>
           <w:lang w:val="es-419" w:eastAsia="es-CO"/>
         </w:rPr>
-        <w:t>Out</w:t>
-      </w:r>
-      <w:proofErr w:type="spellEnd"/>
-      <w:r>
-        <w:rPr>
-          <w:b/>
-          <w:bCs/>
-          <w:lang w:val="es-419" w:eastAsia="es-CO"/>
-        </w:rPr>
-        <w:t>) y LIFO (</w:t>
-      </w:r>
-      <w:r>
-        <w:rPr>
-          <w:rStyle w:val="Extranjerismo"/>
-          <w:b/>
-          <w:bCs/>
-          <w:lang w:val="es-419" w:eastAsia="es-CO"/>
-        </w:rPr>
-        <w:t xml:space="preserve">Last In First </w:t>
-      </w:r>
-      <w:proofErr w:type="spellStart"/>
-      <w:r>
-        <w:rPr>
-          <w:rStyle w:val="Extranjerismo"/>
-          <w:b/>
-          <w:bCs/>
-          <w:lang w:val="es-419" w:eastAsia="es-CO"/>
-        </w:rPr>
-        <w:t>Out</w:t>
-      </w:r>
-      <w:proofErr w:type="spellEnd"/>
+        <w:t>Last In First Out</w:t>
+      </w:r>
       <w:r>
         <w:rPr>
           <w:b/>
@@ -10932,7 +10844,7 @@
       <w:pPr>
         <w:pStyle w:val="Ttulo2"/>
       </w:pPr>
-      <w:bookmarkStart w:id="9" w:name="_Toc228903802"/>
+      <w:bookmarkStart w:id="9" w:name="_Toc229463568"/>
       <w:r>
         <w:t>Recibo y despacho de mercancía</w:t>
       </w:r>
@@ -10950,7 +10862,6 @@
         </w:rPr>
         <w:t xml:space="preserve">La preparación de pedidos para última milla se denomina </w:t>
       </w:r>
-      <w:proofErr w:type="spellStart"/>
       <w:r>
         <w:rPr>
           <w:rStyle w:val="Extranjerismo"/>
@@ -10958,7 +10869,6 @@
         </w:rPr>
         <w:t>picking</w:t>
       </w:r>
-      <w:proofErr w:type="spellEnd"/>
       <w:r>
         <w:rPr>
           <w:lang w:val="es-419" w:eastAsia="es-CO"/>
@@ -10985,7 +10895,6 @@
         </w:rPr>
         <w:t xml:space="preserve">El </w:t>
       </w:r>
-      <w:proofErr w:type="spellStart"/>
       <w:r>
         <w:rPr>
           <w:rStyle w:val="Extranjerismo"/>
@@ -10993,14 +10902,12 @@
         </w:rPr>
         <w:t>picking</w:t>
       </w:r>
-      <w:proofErr w:type="spellEnd"/>
       <w:r>
         <w:rPr>
           <w:lang w:val="es-419" w:eastAsia="es-CO"/>
         </w:rPr>
         <w:t xml:space="preserve"> es la actividad que realiza un equipo de operarios al momento de preparar los pedidos, consiste en la recogida y consolidación de cargas no unitarias que componen el pedido de un cliente. El </w:t>
       </w:r>
-      <w:proofErr w:type="spellStart"/>
       <w:r>
         <w:rPr>
           <w:rStyle w:val="Extranjerismo"/>
@@ -11008,7 +10915,6 @@
         </w:rPr>
         <w:t>picking</w:t>
       </w:r>
-      <w:proofErr w:type="spellEnd"/>
       <w:r>
         <w:rPr>
           <w:lang w:val="es-419" w:eastAsia="es-CO"/>
@@ -11039,7 +10945,6 @@
         </w:rPr>
         <w:t xml:space="preserve">% del costo total de la operación. Por otro lado, la consolidación de mercancía es la combinación de un conjunto de envíos individuales e independientes en un mismo cargamento, para reducir costos generales de transporte. El </w:t>
       </w:r>
-      <w:proofErr w:type="spellStart"/>
       <w:r>
         <w:rPr>
           <w:rStyle w:val="Extranjerismo"/>
@@ -11047,7 +10952,6 @@
         </w:rPr>
         <w:t>picking</w:t>
       </w:r>
-      <w:proofErr w:type="spellEnd"/>
       <w:r>
         <w:rPr>
           <w:lang w:val="es-419" w:eastAsia="es-CO"/>
@@ -11307,31 +11211,13 @@
         </w:rPr>
         <w:t xml:space="preserve">Elaboración del </w:t>
       </w:r>
-      <w:proofErr w:type="spellStart"/>
       <w:r>
         <w:rPr>
           <w:rStyle w:val="Extranjerismo"/>
           <w:lang w:val="es-419" w:eastAsia="es-CO"/>
         </w:rPr>
-        <w:t>packing</w:t>
-      </w:r>
-      <w:proofErr w:type="spellEnd"/>
-      <w:r>
-        <w:rPr>
-          <w:rStyle w:val="Extranjerismo"/>
-          <w:lang w:val="es-419" w:eastAsia="es-CO"/>
-        </w:rPr>
-        <w:t xml:space="preserve"> </w:t>
-      </w:r>
-      <w:proofErr w:type="spellStart"/>
-      <w:r>
-        <w:rPr>
-          <w:rStyle w:val="Extranjerismo"/>
-          <w:lang w:val="es-419" w:eastAsia="es-CO"/>
-        </w:rPr>
-        <w:t>list</w:t>
-      </w:r>
-      <w:proofErr w:type="spellEnd"/>
+        <w:t>packing list</w:t>
+      </w:r>
       <w:r>
         <w:rPr>
           <w:lang w:val="es-419" w:eastAsia="es-CO"/>
@@ -11343,7 +11229,7 @@
       <w:pPr>
         <w:pStyle w:val="Ttulo2"/>
       </w:pPr>
-      <w:bookmarkStart w:id="10" w:name="_Toc228903803"/>
+      <w:bookmarkStart w:id="10" w:name="_Toc229463569"/>
       <w:r>
         <w:t>Inspección de elementos</w:t>
       </w:r>
@@ -11683,7 +11569,19 @@
           <w:lang w:val="es-419" w:eastAsia="es-CO"/>
         </w:rPr>
         <w:lastRenderedPageBreak/>
-        <w:t>El desarrollo de las inspecciones debe realizarse por fases, teniendo en cuenta sus características propias; así:</w:t>
+        <w:t>El desarrollo de las inspecciones debe realizarse por fases, teniendo en cuenta sus características propias</w:t>
+      </w:r>
+      <w:r>
+        <w:rPr>
+          <w:lang w:val="es-419" w:eastAsia="es-CO"/>
+        </w:rPr>
+        <w:t xml:space="preserve"> </w:t>
+      </w:r>
+      <w:r>
+        <w:rPr>
+          <w:lang w:val="es-419" w:eastAsia="es-CO"/>
+        </w:rPr>
+        <w:t>así:</w:t>
       </w:r>
     </w:p>
     <w:p>
@@ -12200,18 +12098,8 @@
           <w:bCs/>
           <w:lang w:val="es-419" w:eastAsia="es-CO"/>
         </w:rPr>
-        <w:t xml:space="preserve">Código </w:t>
-      </w:r>
-      <w:proofErr w:type="spellStart"/>
-      <w:r>
-        <w:rPr>
-          <w:b/>
-          <w:bCs/>
-          <w:lang w:val="es-419" w:eastAsia="es-CO"/>
-        </w:rPr>
-        <w:t>Datamatrix</w:t>
-      </w:r>
-      <w:proofErr w:type="spellEnd"/>
+        <w:t>Código Datamatrix</w:t>
+      </w:r>
     </w:p>
     <w:p>
       <w:pPr>
@@ -12518,7 +12406,7 @@
       <w:pPr>
         <w:pStyle w:val="Titulosgenerales"/>
       </w:pPr>
-      <w:bookmarkStart w:id="11" w:name="_Toc228903804"/>
+      <w:bookmarkStart w:id="11" w:name="_Toc229463570"/>
       <w:r>
         <w:lastRenderedPageBreak/>
         <w:t>S</w:t>
@@ -12605,9 +12493,17 @@
     </w:p>
     <w:p>
       <w:pPr>
+        <w:ind w:firstLine="0"/>
+        <w:rPr>
+          <w:lang w:val="es-419" w:eastAsia="es-CO"/>
+        </w:rPr>
+      </w:pPr>
+    </w:p>
+    <w:p>
+      <w:pPr>
         <w:pStyle w:val="Titulosgenerales"/>
       </w:pPr>
-      <w:bookmarkStart w:id="12" w:name="_Toc228903805"/>
+      <w:bookmarkStart w:id="12" w:name="_Toc229463571"/>
       <w:r>
         <w:lastRenderedPageBreak/>
         <w:t>Glosario</w:t>
@@ -12738,7 +12634,6 @@
           <w:lang w:val="es-419"/>
         </w:rPr>
       </w:pPr>
-      <w:proofErr w:type="spellStart"/>
       <w:r>
         <w:rPr>
           <w:rStyle w:val="Extranjerismo"/>
@@ -12748,7 +12643,6 @@
         </w:rPr>
         <w:t>Packing</w:t>
       </w:r>
-      <w:proofErr w:type="spellEnd"/>
       <w:r>
         <w:rPr>
           <w:rFonts w:ascii="Calibri" w:hAnsi="Calibri" w:cs="Calibri"/>
@@ -12797,7 +12691,7 @@
       <w:pPr>
         <w:pStyle w:val="Titulosgenerales"/>
       </w:pPr>
-      <w:bookmarkStart w:id="13" w:name="_Toc228903806"/>
+      <w:bookmarkStart w:id="13" w:name="_Toc229463572"/>
       <w:r>
         <w:lastRenderedPageBreak/>
         <w:t>Referencias bibliográficas</w:t>
@@ -12840,29 +12734,8 @@
       </w:r>
     </w:p>
     <w:p>
-      <w:proofErr w:type="spellStart"/>
-      <w:r>
-        <w:t>Flamarique</w:t>
-      </w:r>
-      <w:proofErr w:type="spellEnd"/>
-      <w:r>
-        <w:t xml:space="preserve">, S. (2017). </w:t>
-      </w:r>
-      <w:proofErr w:type="spellStart"/>
-      <w:r>
-        <w:t>Gestion</w:t>
-      </w:r>
-      <w:proofErr w:type="spellEnd"/>
-      <w:r>
-        <w:t xml:space="preserve"> de operaciones de almacenaje. </w:t>
-      </w:r>
-      <w:proofErr w:type="spellStart"/>
-      <w:r>
-        <w:t>Barcelonaón</w:t>
-      </w:r>
-      <w:proofErr w:type="spellEnd"/>
-      <w:r>
-        <w:t xml:space="preserve"> de operaciones de almacenaje. Barcelona: Marge </w:t>
+      <w:r>
+        <w:t xml:space="preserve">Flamarique, S. (2017). Gestion de operaciones de almacenaje. Barcelonaón de operaciones de almacenaje. Barcelona: Marge </w:t>
       </w:r>
       <w:r>
         <w:rPr>
@@ -12900,7 +12773,7 @@
       <w:pPr>
         <w:pStyle w:val="Titulosgenerales"/>
       </w:pPr>
-      <w:bookmarkStart w:id="14" w:name="_Toc228903807"/>
+      <w:bookmarkStart w:id="14" w:name="_Toc229463573"/>
       <w:r>
         <w:lastRenderedPageBreak/>
         <w:t>C</w:t>
@@ -13632,13 +13505,8 @@
               </w:rPr>
             </w:pPr>
             <w:r>
-              <w:t xml:space="preserve">Gilberto Junior Rodríguez </w:t>
-            </w:r>
-            <w:proofErr w:type="spellStart"/>
-            <w:r>
-              <w:t>Rodríguez</w:t>
-            </w:r>
-            <w:proofErr w:type="spellEnd"/>
+              <w:t>Gilberto Junior Rodríguez Rodríguez</w:t>
+            </w:r>
           </w:p>
         </w:tc>
         <w:tc>
@@ -13802,13 +13670,8 @@
                 <w:szCs w:val="24"/>
               </w:rPr>
             </w:pPr>
-            <w:proofErr w:type="spellStart"/>
-            <w:r>
-              <w:t>Ludwyng</w:t>
-            </w:r>
-            <w:proofErr w:type="spellEnd"/>
-            <w:r>
-              <w:t xml:space="preserve"> Corzo</w:t>
+            <w:r>
+              <w:t>Ludwyng Corzo</w:t>
             </w:r>
           </w:p>
         </w:tc>
@@ -14211,127 +14074,6 @@
           <w:pStyle w:val="Piedepgina"/>
           <w:jc w:val="right"/>
         </w:pPr>
-        <w:r>
-          <w:rPr>
-            <w:noProof/>
-          </w:rPr>
-          <mc:AlternateContent>
-            <mc:Choice Requires="wps">
-              <w:drawing>
-                <wp:anchor distT="45720" distB="45720" distL="114300" distR="114300" simplePos="0" relativeHeight="251661312" behindDoc="0" locked="0" layoutInCell="1" allowOverlap="1" wp14:anchorId="797C42AF" wp14:editId="60C5BEAC">
-                  <wp:simplePos x="0" y="0"/>
-                  <wp:positionH relativeFrom="column">
-                    <wp:posOffset>204470</wp:posOffset>
-                  </wp:positionH>
-                  <wp:positionV relativeFrom="paragraph">
-                    <wp:posOffset>7970</wp:posOffset>
-                  </wp:positionV>
-                  <wp:extent cx="5780690" cy="525518"/>
-                  <wp:effectExtent l="0" t="0" r="0" b="8255"/>
-                  <wp:wrapNone/>
-                  <wp:docPr id="1215982720" name="Cuadro de texto 2">
-                    <a:extLst xmlns:a="http://schemas.openxmlformats.org/drawingml/2006/main">
-                      <a:ext uri="{C183D7F6-B498-43B3-948B-1728B52AA6E4}">
-                        <adec:decorative xmlns:adec="http://schemas.microsoft.com/office/drawing/2017/decorative" val="1"/>
-                      </a:ext>
-                    </a:extLst>
-                  </wp:docPr>
-                  <wp:cNvGraphicFramePr>
-                    <a:graphicFrameLocks xmlns:a="http://schemas.openxmlformats.org/drawingml/2006/main"/>
-                  </wp:cNvGraphicFramePr>
-                  <a:graphic xmlns:a="http://schemas.openxmlformats.org/drawingml/2006/main">
-                    <a:graphicData uri="http://schemas.microsoft.com/office/word/2010/wordprocessingShape">
-                      <wps:wsp>
-                        <wps:cNvSpPr txBox="1">
-                          <a:spLocks noChangeArrowheads="1"/>
-                        </wps:cNvSpPr>
-                        <wps:spPr bwMode="auto">
-                          <a:xfrm>
-                            <a:off x="0" y="0"/>
-                            <a:ext cx="5780690" cy="525518"/>
-                          </a:xfrm>
-                          <a:prstGeom prst="rect">
-                            <a:avLst/>
-                          </a:prstGeom>
-                          <a:solidFill>
-                            <a:srgbClr val="FFFFFF"/>
-                          </a:solidFill>
-                          <a:ln w="9525">
-                            <a:noFill/>
-                            <a:miter lim="800000"/>
-                            <a:headEnd/>
-                            <a:tailEnd/>
-                          </a:ln>
-                        </wps:spPr>
-                        <wps:txbx>
-                          <w:txbxContent>
-                            <w:p>
-                              <w:pPr>
-                                <w:spacing w:before="0"/>
-                                <w:jc w:val="center"/>
-                                <w:rPr>
-                                  <w:b/>
-                                  <w:bCs/>
-                                </w:rPr>
-                              </w:pPr>
-                              <w:r>
-                                <w:rPr>
-                                  <w:b/>
-                                  <w:bCs/>
-                                </w:rPr>
-                                <w:t>Grupo de Ejecución de la Formación Virtual</w:t>
-                              </w:r>
-                            </w:p>
-                          </w:txbxContent>
-                        </wps:txbx>
-                        <wps:bodyPr rot="0" vert="horz" wrap="square" lIns="91440" tIns="45720" rIns="91440" bIns="45720" anchor="t" anchorCtr="0">
-                          <a:noAutofit/>
-                        </wps:bodyPr>
-                      </wps:wsp>
-                    </a:graphicData>
-                  </a:graphic>
-                  <wp14:sizeRelH relativeFrom="margin">
-                    <wp14:pctWidth>0</wp14:pctWidth>
-                  </wp14:sizeRelH>
-                  <wp14:sizeRelV relativeFrom="margin">
-                    <wp14:pctHeight>0</wp14:pctHeight>
-                  </wp14:sizeRelV>
-                </wp:anchor>
-              </w:drawing>
-            </mc:Choice>
-            <mc:Fallback>
-              <w:pict>
-                <v:shapetype w14:anchorId="797C42AF" id="_x0000_t202" coordsize="21600,21600" o:spt="202" path="m,l,21600r21600,l21600,xe">
-                  <v:stroke joinstyle="miter"/>
-                  <v:path gradientshapeok="t" o:connecttype="rect"/>
-                </v:shapetype>
-                <v:shape id="_x0000_s1027" type="#_x0000_t202" alt="&quot;&quot;" style="position:absolute;left:0;text-align:left;margin-left:16.1pt;margin-top:.65pt;width:455.15pt;height:41.4pt;z-index:251661312;visibility:visible;mso-wrap-style:square;mso-width-percent:0;mso-height-percent:0;mso-wrap-distance-left:9pt;mso-wrap-distance-top:3.6pt;mso-wrap-distance-right:9pt;mso-wrap-distance-bottom:3.6pt;mso-position-horizontal:absolute;mso-position-horizontal-relative:text;mso-position-vertical:absolute;mso-position-vertical-relative:text;mso-width-percent:0;mso-height-percent:0;mso-width-relative:margin;mso-height-relative:margin;v-text-anchor:top" o:gfxdata="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" stroked="f">
-                  <v:textbox>
-                    <w:txbxContent>
-                      <w:p>
-                        <w:pPr>
-                          <w:spacing w:before="0"/>
-                          <w:jc w:val="center"/>
-                          <w:rPr>
-                            <w:b/>
-                            <w:bCs/>
-                          </w:rPr>
-                        </w:pPr>
-                        <w:r>
-                          <w:rPr>
-                            <w:b/>
-                            <w:bCs/>
-                          </w:rPr>
-                          <w:t>Grupo de Ejecución de la Formación Virtual</w:t>
-                        </w:r>
-                      </w:p>
-                    </w:txbxContent>
-                  </v:textbox>
-                </v:shape>
-              </w:pict>
-            </mc:Fallback>
-          </mc:AlternateContent>
-        </w:r>
         <w:r>
           <w:fldChar w:fldCharType="begin"/>
         </w:r>
@@ -21752,7 +21494,7 @@
 </file>
 
 <file path=customXml/itemProps2.xml><?xml version="1.0" encoding="utf-8"?>
-<ds:datastoreItem xmlns:ds="http://schemas.openxmlformats.org/officeDocument/2006/customXml" ds:itemID="{69D67478-954A-4703-B18D-9DD0C7D452E5}"/>
+<ds:datastoreItem xmlns:ds="http://schemas.openxmlformats.org/officeDocument/2006/customXml" ds:itemID="{0933306E-4518-490A-85F7-9E3055BDC372}"/>
 </file>
 
 <file path=customXml/itemProps3.xml><?xml version="1.0" encoding="utf-8"?>
